--- a/ClassificationSystem.docx
+++ b/ClassificationSystem.docx
@@ -130,6 +130,7 @@
         <w:t xml:space="preserve"> First convert all parameters into numbers.</w:t>
       </w:r>
     </w:p>
+    <w:p/>
     <w:tbl>
       <w:tblPr>
         <w:tblStyle w:val="TableGrid"/>
@@ -2414,6 +2415,7 @@
   <w:style w:type="character" w:default="1" w:styleId="DefaultParagraphFont">
     <w:name w:val="Default Paragraph Font"/>
     <w:uiPriority w:val="1"/>
+    <w:semiHidden/>
     <w:unhideWhenUsed/>
   </w:style>
   <w:style w:type="table" w:default="1" w:styleId="TableNormal">
